--- a/klagomålsmail/A 51047-2025 FSC-klagomål mail.docx
+++ b/klagomålsmail/A 51047-2025 FSC-klagomål mail.docx
@@ -11,7 +11,7 @@
     </w:p>
     <w:p>
       <w:r>
-        <w:t>Vi vill informera om att det i och inom 24 meter från avverkningsanmälan A 51047-2025 i Älvsbyns kommun har hittats 27 naturvårdsarter varav 21 är rödlistade.</w:t>
+        <w:t>Vi vill informera om att det i och inom 24 meter från avverkningsanmälan A 51047-2025 i Älvsbyns kommun har hittats 29 naturvårdsarter varav 23 är rödlistade.</w:t>
       </w:r>
     </w:p>
     <w:p>

--- a/klagomålsmail/A 51047-2025 FSC-klagomål mail.docx
+++ b/klagomålsmail/A 51047-2025 FSC-klagomål mail.docx
@@ -11,7 +11,7 @@
     </w:p>
     <w:p>
       <w:r>
-        <w:t>Vi vill informera om att det i och inom 24 meter från avverkningsanmälan A 51047-2025 i Älvsbyns kommun har hittats 29 naturvårdsarter varav 23 är rödlistade.</w:t>
+        <w:t>Vi vill informera om att det i och inom 24 meter från avverkningsanmälan A 51047-2025 i Älvsbyns kommun har hittats 35 naturvårdsarter varav 28 är rödlistade.</w:t>
       </w:r>
     </w:p>
     <w:p>

--- a/klagomålsmail/A 51047-2025 FSC-klagomål mail.docx
+++ b/klagomålsmail/A 51047-2025 FSC-klagomål mail.docx
@@ -11,7 +11,7 @@
     </w:p>
     <w:p>
       <w:r>
-        <w:t>Vi vill informera om att det i och inom 24 meter från avverkningsanmälan A 51047-2025 i Älvsbyns kommun har hittats 35 naturvårdsarter varav 28 är rödlistade.</w:t>
+        <w:t>Vi vill informera om att det i och inom 24 meter från avverkningsanmälan A 51047-2025 i Älvsbyns kommun har hittats 38 naturvårdsarter varav 31 är rödlistade.</w:t>
       </w:r>
     </w:p>
     <w:p>
